--- a/resumos-tcc/tcc-parte-01.docx
+++ b/resumos-tcc/tcc-parte-01.docx
@@ -4917,6 +4917,1737 @@
           <w:bCs/>
         </w:rPr>
         <w:lastRenderedPageBreak/>
+        <w:t xml:space="preserve">5.3. Ensaio de Condutividade/Salinidade com Solução de </w:t>
+      </w:r>
+      <w:proofErr w:type="spellStart"/>
+      <w:r>
+        <w:rPr>
+          <w:b/>
+          <w:bCs/>
+        </w:rPr>
+        <w:t>NaCl</w:t>
+      </w:r>
+      <w:proofErr w:type="spellEnd"/>
+      <w:r>
+        <w:rPr>
+          <w:b/>
+          <w:bCs/>
+        </w:rPr>
+        <w:t xml:space="preserve"> (Sensor Resistivo ~5 </w:t>
+      </w:r>
+      <w:proofErr w:type="spellStart"/>
+      <w:r>
+        <w:rPr>
+          <w:b/>
+          <w:bCs/>
+        </w:rPr>
+        <w:t>kΩ</w:t>
+      </w:r>
+      <w:proofErr w:type="spellEnd"/>
+      <w:r>
+        <w:rPr>
+          <w:b/>
+          <w:bCs/>
+        </w:rPr>
+        <w:t>)</w:t>
+      </w:r>
+    </w:p>
+    <w:p/>
+    <w:p>
+      <w:r>
+        <w:t xml:space="preserve">Para validar o desempenho do protótipo baseado no AD5933 na caracterização de soluções líquidas e sensores físico-químicos, conduziu-se um ensaio experimental utilizando um sensor resistivo com impedância base da ordem de 5 </w:t>
+      </w:r>
+      <w:proofErr w:type="spellStart"/>
+      <w:r>
+        <w:t>kΩ</w:t>
+      </w:r>
+      <w:proofErr w:type="spellEnd"/>
+      <w:r>
+        <w:t xml:space="preserve"> imerso em água com diferentes concentrações molares de Cloreto de Sódio (</w:t>
+      </w:r>
+      <w:proofErr w:type="spellStart"/>
+      <w:r>
+        <w:t>NaCl</w:t>
+      </w:r>
+      <w:proofErr w:type="spellEnd"/>
+      <w:r>
+        <w:t>):</w:t>
+      </w:r>
+    </w:p>
+    <w:p>
+      <w:r>
+        <w:t>1. Branco (Água pura / 0,00 M);</w:t>
+      </w:r>
+    </w:p>
+    <w:p>
+      <w:r>
+        <w:t>2. Solução 0,05 M;</w:t>
+      </w:r>
+    </w:p>
+    <w:p>
+      <w:r>
+        <w:t>3. Solução 0,25 M;</w:t>
+      </w:r>
+    </w:p>
+    <w:p>
+      <w:r>
+        <w:t>4. Solução 0,50 M.</w:t>
+      </w:r>
+    </w:p>
+    <w:p/>
+    <w:p>
+      <w:r>
+        <w:t>A varredura foi realizada na faixa de frequência de 10 kHz a 100 kHz, com passo de 1 kHz (91 pontos por varredura).</w:t>
+      </w:r>
+    </w:p>
+    <w:p/>
+    <w:p>
+      <w:pPr>
+        <w:rPr>
+          <w:b/>
+          <w:bCs/>
+        </w:rPr>
+      </w:pPr>
+      <w:r>
+        <w:rPr>
+          <w:b/>
+          <w:bCs/>
+        </w:rPr>
+        <w:t xml:space="preserve">Tabela Comparativa de Resposta em Frequência por Concentração Molar de </w:t>
+      </w:r>
+      <w:proofErr w:type="spellStart"/>
+      <w:r>
+        <w:rPr>
+          <w:b/>
+          <w:bCs/>
+        </w:rPr>
+        <w:t>NaCl</w:t>
+      </w:r>
+      <w:proofErr w:type="spellEnd"/>
+    </w:p>
+    <w:tbl>
+      <w:tblPr>
+        <w:tblW w:w="0" w:type="auto"/>
+        <w:tblCellSpacing w:w="15" w:type="dxa"/>
+        <w:tblCellMar>
+          <w:left w:w="0" w:type="dxa"/>
+          <w:right w:w="0" w:type="dxa"/>
+        </w:tblCellMar>
+        <w:tblLook w:val="04A0" w:firstRow="1" w:lastRow="0" w:firstColumn="1" w:lastColumn="0" w:noHBand="0" w:noVBand="1"/>
+      </w:tblPr>
+      <w:tblGrid>
+        <w:gridCol w:w="1869"/>
+        <w:gridCol w:w="1642"/>
+        <w:gridCol w:w="1128"/>
+        <w:gridCol w:w="1268"/>
+        <w:gridCol w:w="1268"/>
+        <w:gridCol w:w="1313"/>
+      </w:tblGrid>
+      <w:tr>
+        <w:trPr>
+          <w:tblHeader/>
+          <w:tblCellSpacing w:w="15" w:type="dxa"/>
+        </w:trPr>
+        <w:tc>
+          <w:tcPr>
+            <w:tcW w:w="0" w:type="auto"/>
+            <w:tcBorders>
+              <w:top w:val="single" w:sz="6" w:space="0" w:color="C4C7C5"/>
+              <w:left w:val="single" w:sz="6" w:space="0" w:color="C4C7C5"/>
+              <w:bottom w:val="single" w:sz="6" w:space="0" w:color="C4C7C5"/>
+              <w:right w:val="single" w:sz="6" w:space="0" w:color="C4C7C5"/>
+            </w:tcBorders>
+            <w:tcMar>
+              <w:top w:w="120" w:type="dxa"/>
+              <w:left w:w="180" w:type="dxa"/>
+              <w:bottom w:w="120" w:type="dxa"/>
+              <w:right w:w="180" w:type="dxa"/>
+            </w:tcMar>
+            <w:vAlign w:val="center"/>
+            <w:hideMark/>
+          </w:tcPr>
+          <w:p>
+            <w:pPr>
+              <w:rPr>
+                <w:rFonts w:ascii="Aptos corpo" w:hAnsi="Aptos corpo"/>
+                <w:b/>
+                <w:bCs/>
+                <w:sz w:val="20"/>
+                <w:szCs w:val="20"/>
+              </w:rPr>
+            </w:pPr>
+            <w:r>
+              <w:rPr>
+                <w:rFonts w:ascii="Aptos corpo" w:hAnsi="Aptos corpo"/>
+                <w:b/>
+                <w:bCs/>
+                <w:sz w:val="20"/>
+                <w:szCs w:val="20"/>
+              </w:rPr>
+              <w:t>Concentração</w:t>
+            </w:r>
+            <w:r>
+              <w:rPr>
+                <w:rFonts w:ascii="Aptos corpo" w:hAnsi="Aptos corpo"/>
+                <w:b/>
+                <w:bCs/>
+                <w:sz w:val="20"/>
+                <w:szCs w:val="20"/>
+              </w:rPr>
+              <w:t>(</w:t>
+            </w:r>
+            <w:r>
+              <w:rPr>
+                <w:rFonts w:ascii="Aptos corpo" w:hAnsi="Aptos corpo"/>
+                <w:b/>
+                <w:bCs/>
+                <w:sz w:val="20"/>
+                <w:szCs w:val="20"/>
+              </w:rPr>
+              <w:t>M</w:t>
+            </w:r>
+            <w:r>
+              <w:rPr>
+                <w:rFonts w:ascii="Aptos corpo" w:hAnsi="Aptos corpo"/>
+                <w:b/>
+                <w:bCs/>
+                <w:sz w:val="20"/>
+                <w:szCs w:val="20"/>
+              </w:rPr>
+              <w:t>)</w:t>
+            </w:r>
+          </w:p>
+        </w:tc>
+        <w:tc>
+          <w:tcPr>
+            <w:tcW w:w="0" w:type="auto"/>
+            <w:tcBorders>
+              <w:top w:val="single" w:sz="6" w:space="0" w:color="C4C7C5"/>
+              <w:left w:val="single" w:sz="6" w:space="0" w:color="C4C7C5"/>
+              <w:bottom w:val="single" w:sz="6" w:space="0" w:color="C4C7C5"/>
+              <w:right w:val="single" w:sz="6" w:space="0" w:color="C4C7C5"/>
+            </w:tcBorders>
+            <w:tcMar>
+              <w:top w:w="120" w:type="dxa"/>
+              <w:left w:w="180" w:type="dxa"/>
+              <w:bottom w:w="120" w:type="dxa"/>
+              <w:right w:w="180" w:type="dxa"/>
+            </w:tcMar>
+            <w:vAlign w:val="center"/>
+            <w:hideMark/>
+          </w:tcPr>
+          <w:p>
+            <w:pPr>
+              <w:rPr>
+                <w:rFonts w:ascii="Aptos corpo" w:hAnsi="Aptos corpo"/>
+                <w:b/>
+                <w:bCs/>
+                <w:sz w:val="20"/>
+                <w:szCs w:val="20"/>
+              </w:rPr>
+            </w:pPr>
+            <w:r>
+              <w:rPr>
+                <w:rFonts w:ascii="Aptos corpo" w:hAnsi="Aptos corpo" w:cs="Cambria Math"/>
+                <w:b/>
+                <w:bCs/>
+                <w:sz w:val="20"/>
+                <w:szCs w:val="20"/>
+              </w:rPr>
+              <w:t>Impedância média</w:t>
+            </w:r>
+            <w:r>
+              <w:rPr>
+                <w:rFonts w:ascii="Aptos corpo" w:hAnsi="Aptos corpo"/>
+                <w:b/>
+                <w:bCs/>
+                <w:sz w:val="20"/>
+                <w:szCs w:val="20"/>
+              </w:rPr>
+              <w:t xml:space="preserve"> (</w:t>
+            </w:r>
+            <w:r>
+              <w:rPr>
+                <w:rFonts w:ascii="Aptos corpo" w:hAnsi="Aptos corpo" w:cs="Aptos"/>
+                <w:b/>
+                <w:bCs/>
+                <w:sz w:val="20"/>
+                <w:szCs w:val="20"/>
+              </w:rPr>
+              <w:t>Ω</w:t>
+            </w:r>
+            <w:r>
+              <w:rPr>
+                <w:rFonts w:ascii="Aptos corpo" w:hAnsi="Aptos corpo"/>
+                <w:b/>
+                <w:bCs/>
+                <w:sz w:val="20"/>
+                <w:szCs w:val="20"/>
+              </w:rPr>
+              <w:t>)</w:t>
+            </w:r>
+          </w:p>
+        </w:tc>
+        <w:tc>
+          <w:tcPr>
+            <w:tcW w:w="0" w:type="auto"/>
+            <w:tcBorders>
+              <w:top w:val="single" w:sz="6" w:space="0" w:color="C4C7C5"/>
+              <w:left w:val="single" w:sz="6" w:space="0" w:color="C4C7C5"/>
+              <w:bottom w:val="single" w:sz="6" w:space="0" w:color="C4C7C5"/>
+              <w:right w:val="single" w:sz="6" w:space="0" w:color="C4C7C5"/>
+            </w:tcBorders>
+            <w:tcMar>
+              <w:top w:w="120" w:type="dxa"/>
+              <w:left w:w="180" w:type="dxa"/>
+              <w:bottom w:w="120" w:type="dxa"/>
+              <w:right w:w="180" w:type="dxa"/>
+            </w:tcMar>
+            <w:vAlign w:val="center"/>
+            <w:hideMark/>
+          </w:tcPr>
+          <w:p>
+            <w:pPr>
+              <w:rPr>
+                <w:rFonts w:ascii="Aptos corpo" w:hAnsi="Aptos corpo"/>
+                <w:b/>
+                <w:bCs/>
+                <w:sz w:val="20"/>
+                <w:szCs w:val="20"/>
+              </w:rPr>
+            </w:pPr>
+            <w:r>
+              <w:rPr>
+                <w:rFonts w:ascii="Aptos corpo" w:hAnsi="Aptos corpo"/>
+                <w:b/>
+                <w:bCs/>
+                <w:sz w:val="20"/>
+                <w:szCs w:val="20"/>
+              </w:rPr>
+              <w:t xml:space="preserve">Fase </w:t>
+            </w:r>
+            <w:r>
+              <w:rPr>
+                <w:rFonts w:ascii="Aptos corpo" w:hAnsi="Aptos corpo"/>
+                <w:b/>
+                <w:bCs/>
+                <w:sz w:val="20"/>
+                <w:szCs w:val="20"/>
+              </w:rPr>
+              <w:t>média</w:t>
+            </w:r>
+            <w:r>
+              <w:rPr>
+                <w:rFonts w:ascii="Aptos corpo" w:hAnsi="Aptos corpo"/>
+                <w:b/>
+                <w:bCs/>
+                <w:sz w:val="20"/>
+                <w:szCs w:val="20"/>
+              </w:rPr>
+              <w:t xml:space="preserve"> (°)</w:t>
+            </w:r>
+          </w:p>
+        </w:tc>
+        <w:tc>
+          <w:tcPr>
+            <w:tcW w:w="0" w:type="auto"/>
+            <w:tcBorders>
+              <w:top w:val="single" w:sz="6" w:space="0" w:color="C4C7C5"/>
+              <w:left w:val="single" w:sz="6" w:space="0" w:color="C4C7C5"/>
+              <w:bottom w:val="single" w:sz="6" w:space="0" w:color="C4C7C5"/>
+              <w:right w:val="single" w:sz="6" w:space="0" w:color="C4C7C5"/>
+            </w:tcBorders>
+            <w:tcMar>
+              <w:top w:w="120" w:type="dxa"/>
+              <w:left w:w="180" w:type="dxa"/>
+              <w:bottom w:w="120" w:type="dxa"/>
+              <w:right w:w="180" w:type="dxa"/>
+            </w:tcMar>
+            <w:vAlign w:val="center"/>
+            <w:hideMark/>
+          </w:tcPr>
+          <w:p>
+            <w:pPr>
+              <w:rPr>
+                <w:rFonts w:ascii="Aptos corpo" w:hAnsi="Aptos corpo"/>
+                <w:b/>
+                <w:bCs/>
+                <w:sz w:val="20"/>
+                <w:szCs w:val="20"/>
+              </w:rPr>
+            </w:pPr>
+            <w:r>
+              <w:rPr>
+                <w:rFonts w:ascii="Cambria Math" w:hAnsi="Cambria Math" w:cs="Cambria Math"/>
+                <w:b/>
+                <w:bCs/>
+                <w:sz w:val="20"/>
+                <w:szCs w:val="20"/>
+              </w:rPr>
+              <w:t>∣</w:t>
+            </w:r>
+            <w:r>
+              <w:rPr>
+                <w:rFonts w:ascii="Aptos corpo" w:hAnsi="Aptos corpo"/>
+                <w:b/>
+                <w:bCs/>
+                <w:sz w:val="20"/>
+                <w:szCs w:val="20"/>
+              </w:rPr>
+              <w:t>Z</w:t>
+            </w:r>
+            <w:r>
+              <w:rPr>
+                <w:rFonts w:ascii="Cambria Math" w:hAnsi="Cambria Math" w:cs="Cambria Math"/>
+                <w:b/>
+                <w:bCs/>
+                <w:sz w:val="20"/>
+                <w:szCs w:val="20"/>
+              </w:rPr>
+              <w:t>∣</w:t>
+            </w:r>
+            <w:r>
+              <w:rPr>
+                <w:rFonts w:ascii="Aptos corpo" w:hAnsi="Aptos corpo"/>
+                <w:b/>
+                <w:bCs/>
+                <w:sz w:val="20"/>
+                <w:szCs w:val="20"/>
+              </w:rPr>
+              <w:t xml:space="preserve"> </w:t>
+            </w:r>
+            <w:r>
+              <w:rPr>
+                <w:rFonts w:ascii="Aptos corpo" w:hAnsi="Aptos corpo"/>
+                <w:b/>
+                <w:bCs/>
+                <w:sz w:val="20"/>
+                <w:szCs w:val="20"/>
+              </w:rPr>
+              <w:t>a 10kHz</w:t>
+            </w:r>
+            <w:r>
+              <w:rPr>
+                <w:rFonts w:ascii="Aptos corpo" w:hAnsi="Aptos corpo"/>
+                <w:b/>
+                <w:bCs/>
+                <w:sz w:val="20"/>
+                <w:szCs w:val="20"/>
+              </w:rPr>
+              <w:t xml:space="preserve"> (</w:t>
+            </w:r>
+            <w:r>
+              <w:rPr>
+                <w:rFonts w:ascii="Aptos corpo" w:hAnsi="Aptos corpo" w:cs="Aptos"/>
+                <w:b/>
+                <w:bCs/>
+                <w:sz w:val="20"/>
+                <w:szCs w:val="20"/>
+              </w:rPr>
+              <w:t>Ω</w:t>
+            </w:r>
+            <w:r>
+              <w:rPr>
+                <w:rFonts w:ascii="Aptos corpo" w:hAnsi="Aptos corpo"/>
+                <w:b/>
+                <w:bCs/>
+                <w:sz w:val="20"/>
+                <w:szCs w:val="20"/>
+              </w:rPr>
+              <w:t>)</w:t>
+            </w:r>
+          </w:p>
+        </w:tc>
+        <w:tc>
+          <w:tcPr>
+            <w:tcW w:w="0" w:type="auto"/>
+            <w:tcBorders>
+              <w:top w:val="single" w:sz="6" w:space="0" w:color="C4C7C5"/>
+              <w:left w:val="single" w:sz="6" w:space="0" w:color="C4C7C5"/>
+              <w:bottom w:val="single" w:sz="6" w:space="0" w:color="C4C7C5"/>
+              <w:right w:val="single" w:sz="6" w:space="0" w:color="C4C7C5"/>
+            </w:tcBorders>
+            <w:tcMar>
+              <w:top w:w="120" w:type="dxa"/>
+              <w:left w:w="180" w:type="dxa"/>
+              <w:bottom w:w="120" w:type="dxa"/>
+              <w:right w:w="180" w:type="dxa"/>
+            </w:tcMar>
+            <w:vAlign w:val="center"/>
+            <w:hideMark/>
+          </w:tcPr>
+          <w:p>
+            <w:pPr>
+              <w:rPr>
+                <w:rFonts w:ascii="Aptos corpo" w:hAnsi="Aptos corpo"/>
+                <w:b/>
+                <w:bCs/>
+                <w:sz w:val="20"/>
+                <w:szCs w:val="20"/>
+              </w:rPr>
+            </w:pPr>
+            <w:r>
+              <w:rPr>
+                <w:rFonts w:ascii="Cambria Math" w:hAnsi="Cambria Math" w:cs="Cambria Math"/>
+                <w:b/>
+                <w:bCs/>
+                <w:sz w:val="20"/>
+                <w:szCs w:val="20"/>
+              </w:rPr>
+              <w:t>∣</w:t>
+            </w:r>
+            <w:r>
+              <w:rPr>
+                <w:rFonts w:ascii="Aptos corpo" w:hAnsi="Aptos corpo"/>
+                <w:b/>
+                <w:bCs/>
+                <w:sz w:val="20"/>
+                <w:szCs w:val="20"/>
+              </w:rPr>
+              <w:t>Z</w:t>
+            </w:r>
+            <w:r>
+              <w:rPr>
+                <w:rFonts w:ascii="Cambria Math" w:hAnsi="Cambria Math" w:cs="Cambria Math"/>
+                <w:b/>
+                <w:bCs/>
+                <w:sz w:val="20"/>
+                <w:szCs w:val="20"/>
+              </w:rPr>
+              <w:t>∣</w:t>
+            </w:r>
+            <w:r>
+              <w:rPr>
+                <w:rFonts w:ascii="Aptos corpo" w:hAnsi="Aptos corpo"/>
+                <w:b/>
+                <w:bCs/>
+                <w:sz w:val="20"/>
+                <w:szCs w:val="20"/>
+              </w:rPr>
+              <w:t xml:space="preserve"> a </w:t>
+            </w:r>
+            <w:r>
+              <w:rPr>
+                <w:rFonts w:ascii="Aptos corpo" w:hAnsi="Aptos corpo"/>
+                <w:b/>
+                <w:bCs/>
+                <w:sz w:val="20"/>
+                <w:szCs w:val="20"/>
+              </w:rPr>
+              <w:t>5</w:t>
+            </w:r>
+            <w:r>
+              <w:rPr>
+                <w:rFonts w:ascii="Aptos corpo" w:hAnsi="Aptos corpo"/>
+                <w:b/>
+                <w:bCs/>
+                <w:sz w:val="20"/>
+                <w:szCs w:val="20"/>
+              </w:rPr>
+              <w:t>0kHz (</w:t>
+            </w:r>
+            <w:r>
+              <w:rPr>
+                <w:rFonts w:ascii="Aptos corpo" w:hAnsi="Aptos corpo" w:cs="Aptos"/>
+                <w:b/>
+                <w:bCs/>
+                <w:sz w:val="20"/>
+                <w:szCs w:val="20"/>
+              </w:rPr>
+              <w:t>Ω</w:t>
+            </w:r>
+            <w:r>
+              <w:rPr>
+                <w:rFonts w:ascii="Aptos corpo" w:hAnsi="Aptos corpo"/>
+                <w:b/>
+                <w:bCs/>
+                <w:sz w:val="20"/>
+                <w:szCs w:val="20"/>
+              </w:rPr>
+              <w:t>)</w:t>
+            </w:r>
+          </w:p>
+        </w:tc>
+        <w:tc>
+          <w:tcPr>
+            <w:tcW w:w="0" w:type="auto"/>
+            <w:tcBorders>
+              <w:top w:val="single" w:sz="6" w:space="0" w:color="C4C7C5"/>
+              <w:left w:val="single" w:sz="6" w:space="0" w:color="C4C7C5"/>
+              <w:bottom w:val="single" w:sz="6" w:space="0" w:color="C4C7C5"/>
+              <w:right w:val="single" w:sz="6" w:space="0" w:color="C4C7C5"/>
+            </w:tcBorders>
+            <w:tcMar>
+              <w:top w:w="120" w:type="dxa"/>
+              <w:left w:w="180" w:type="dxa"/>
+              <w:bottom w:w="120" w:type="dxa"/>
+              <w:right w:w="180" w:type="dxa"/>
+            </w:tcMar>
+            <w:vAlign w:val="center"/>
+            <w:hideMark/>
+          </w:tcPr>
+          <w:p>
+            <w:pPr>
+              <w:rPr>
+                <w:rFonts w:ascii="Aptos corpo" w:hAnsi="Aptos corpo"/>
+                <w:b/>
+                <w:bCs/>
+                <w:sz w:val="20"/>
+                <w:szCs w:val="20"/>
+              </w:rPr>
+            </w:pPr>
+            <w:r>
+              <w:rPr>
+                <w:rFonts w:ascii="Cambria Math" w:hAnsi="Cambria Math" w:cs="Cambria Math"/>
+                <w:b/>
+                <w:bCs/>
+                <w:sz w:val="20"/>
+                <w:szCs w:val="20"/>
+              </w:rPr>
+              <w:t>∣</w:t>
+            </w:r>
+            <w:r>
+              <w:rPr>
+                <w:rFonts w:ascii="Aptos corpo" w:hAnsi="Aptos corpo"/>
+                <w:b/>
+                <w:bCs/>
+                <w:sz w:val="20"/>
+                <w:szCs w:val="20"/>
+              </w:rPr>
+              <w:t>Z</w:t>
+            </w:r>
+            <w:r>
+              <w:rPr>
+                <w:rFonts w:ascii="Cambria Math" w:hAnsi="Cambria Math" w:cs="Cambria Math"/>
+                <w:b/>
+                <w:bCs/>
+                <w:sz w:val="20"/>
+                <w:szCs w:val="20"/>
+              </w:rPr>
+              <w:t>∣</w:t>
+            </w:r>
+            <w:r>
+              <w:rPr>
+                <w:rFonts w:ascii="Aptos corpo" w:hAnsi="Aptos corpo"/>
+                <w:b/>
+                <w:bCs/>
+                <w:sz w:val="20"/>
+                <w:szCs w:val="20"/>
+              </w:rPr>
+              <w:t xml:space="preserve"> a 10</w:t>
+            </w:r>
+            <w:r>
+              <w:rPr>
+                <w:rFonts w:ascii="Aptos corpo" w:hAnsi="Aptos corpo"/>
+                <w:b/>
+                <w:bCs/>
+                <w:sz w:val="20"/>
+                <w:szCs w:val="20"/>
+              </w:rPr>
+              <w:t>0</w:t>
+            </w:r>
+            <w:r>
+              <w:rPr>
+                <w:rFonts w:ascii="Aptos corpo" w:hAnsi="Aptos corpo"/>
+                <w:b/>
+                <w:bCs/>
+                <w:sz w:val="20"/>
+                <w:szCs w:val="20"/>
+              </w:rPr>
+              <w:t>kHz (</w:t>
+            </w:r>
+            <w:r>
+              <w:rPr>
+                <w:rFonts w:ascii="Aptos corpo" w:hAnsi="Aptos corpo" w:cs="Aptos"/>
+                <w:b/>
+                <w:bCs/>
+                <w:sz w:val="20"/>
+                <w:szCs w:val="20"/>
+              </w:rPr>
+              <w:t>Ω</w:t>
+            </w:r>
+            <w:r>
+              <w:rPr>
+                <w:rFonts w:ascii="Aptos corpo" w:hAnsi="Aptos corpo"/>
+                <w:b/>
+                <w:bCs/>
+                <w:sz w:val="20"/>
+                <w:szCs w:val="20"/>
+              </w:rPr>
+              <w:t>)</w:t>
+            </w:r>
+          </w:p>
+        </w:tc>
+      </w:tr>
+      <w:tr>
+        <w:trPr>
+          <w:tblCellSpacing w:w="15" w:type="dxa"/>
+        </w:trPr>
+        <w:tc>
+          <w:tcPr>
+            <w:tcW w:w="0" w:type="auto"/>
+            <w:tcBorders>
+              <w:top w:val="single" w:sz="6" w:space="0" w:color="C4C7C5"/>
+              <w:left w:val="single" w:sz="6" w:space="0" w:color="C4C7C5"/>
+              <w:bottom w:val="single" w:sz="6" w:space="0" w:color="C4C7C5"/>
+              <w:right w:val="single" w:sz="6" w:space="0" w:color="C4C7C5"/>
+            </w:tcBorders>
+            <w:tcMar>
+              <w:top w:w="120" w:type="dxa"/>
+              <w:left w:w="180" w:type="dxa"/>
+              <w:bottom w:w="120" w:type="dxa"/>
+              <w:right w:w="180" w:type="dxa"/>
+            </w:tcMar>
+            <w:vAlign w:val="center"/>
+            <w:hideMark/>
+          </w:tcPr>
+          <w:p>
+            <w:pPr>
+              <w:rPr>
+                <w:sz w:val="20"/>
+                <w:szCs w:val="20"/>
+              </w:rPr>
+            </w:pPr>
+            <w:r>
+              <w:rPr>
+                <w:sz w:val="20"/>
+                <w:szCs w:val="20"/>
+              </w:rPr>
+              <w:t>Branco (0,00)</w:t>
+            </w:r>
+          </w:p>
+        </w:tc>
+        <w:tc>
+          <w:tcPr>
+            <w:tcW w:w="0" w:type="auto"/>
+            <w:tcBorders>
+              <w:top w:val="single" w:sz="6" w:space="0" w:color="C4C7C5"/>
+              <w:left w:val="single" w:sz="6" w:space="0" w:color="C4C7C5"/>
+              <w:bottom w:val="single" w:sz="6" w:space="0" w:color="C4C7C5"/>
+              <w:right w:val="single" w:sz="6" w:space="0" w:color="C4C7C5"/>
+            </w:tcBorders>
+            <w:tcMar>
+              <w:top w:w="120" w:type="dxa"/>
+              <w:left w:w="180" w:type="dxa"/>
+              <w:bottom w:w="120" w:type="dxa"/>
+              <w:right w:w="180" w:type="dxa"/>
+            </w:tcMar>
+            <w:vAlign w:val="center"/>
+            <w:hideMark/>
+          </w:tcPr>
+          <w:p>
+            <w:pPr>
+              <w:rPr>
+                <w:sz w:val="20"/>
+                <w:szCs w:val="20"/>
+              </w:rPr>
+            </w:pPr>
+            <w:r>
+              <w:rPr>
+                <w:sz w:val="20"/>
+                <w:szCs w:val="20"/>
+              </w:rPr>
+              <w:t>4409,34</w:t>
+            </w:r>
+          </w:p>
+        </w:tc>
+        <w:tc>
+          <w:tcPr>
+            <w:tcW w:w="0" w:type="auto"/>
+            <w:tcBorders>
+              <w:top w:val="single" w:sz="6" w:space="0" w:color="C4C7C5"/>
+              <w:left w:val="single" w:sz="6" w:space="0" w:color="C4C7C5"/>
+              <w:bottom w:val="single" w:sz="6" w:space="0" w:color="C4C7C5"/>
+              <w:right w:val="single" w:sz="6" w:space="0" w:color="C4C7C5"/>
+            </w:tcBorders>
+            <w:tcMar>
+              <w:top w:w="120" w:type="dxa"/>
+              <w:left w:w="180" w:type="dxa"/>
+              <w:bottom w:w="120" w:type="dxa"/>
+              <w:right w:w="180" w:type="dxa"/>
+            </w:tcMar>
+            <w:vAlign w:val="center"/>
+            <w:hideMark/>
+          </w:tcPr>
+          <w:p>
+            <w:pPr>
+              <w:rPr>
+                <w:sz w:val="20"/>
+                <w:szCs w:val="20"/>
+              </w:rPr>
+            </w:pPr>
+            <w:r>
+              <w:rPr>
+                <w:sz w:val="20"/>
+                <w:szCs w:val="20"/>
+              </w:rPr>
+              <w:t>-</w:t>
+            </w:r>
+            <w:r>
+              <w:rPr>
+                <w:sz w:val="20"/>
+                <w:szCs w:val="20"/>
+              </w:rPr>
+              <w:t>0,21</w:t>
+            </w:r>
+          </w:p>
+        </w:tc>
+        <w:tc>
+          <w:tcPr>
+            <w:tcW w:w="0" w:type="auto"/>
+            <w:tcBorders>
+              <w:top w:val="single" w:sz="6" w:space="0" w:color="C4C7C5"/>
+              <w:left w:val="single" w:sz="6" w:space="0" w:color="C4C7C5"/>
+              <w:bottom w:val="single" w:sz="6" w:space="0" w:color="C4C7C5"/>
+              <w:right w:val="single" w:sz="6" w:space="0" w:color="C4C7C5"/>
+            </w:tcBorders>
+            <w:tcMar>
+              <w:top w:w="120" w:type="dxa"/>
+              <w:left w:w="180" w:type="dxa"/>
+              <w:bottom w:w="120" w:type="dxa"/>
+              <w:right w:w="180" w:type="dxa"/>
+            </w:tcMar>
+            <w:vAlign w:val="center"/>
+            <w:hideMark/>
+          </w:tcPr>
+          <w:p>
+            <w:pPr>
+              <w:rPr>
+                <w:sz w:val="20"/>
+                <w:szCs w:val="20"/>
+              </w:rPr>
+            </w:pPr>
+            <w:r>
+              <w:rPr>
+                <w:sz w:val="20"/>
+                <w:szCs w:val="20"/>
+              </w:rPr>
+              <w:t>4501,40</w:t>
+            </w:r>
+          </w:p>
+        </w:tc>
+        <w:tc>
+          <w:tcPr>
+            <w:tcW w:w="0" w:type="auto"/>
+            <w:tcBorders>
+              <w:top w:val="single" w:sz="6" w:space="0" w:color="C4C7C5"/>
+              <w:left w:val="single" w:sz="6" w:space="0" w:color="C4C7C5"/>
+              <w:bottom w:val="single" w:sz="6" w:space="0" w:color="C4C7C5"/>
+              <w:right w:val="single" w:sz="6" w:space="0" w:color="C4C7C5"/>
+            </w:tcBorders>
+            <w:tcMar>
+              <w:top w:w="120" w:type="dxa"/>
+              <w:left w:w="180" w:type="dxa"/>
+              <w:bottom w:w="120" w:type="dxa"/>
+              <w:right w:w="180" w:type="dxa"/>
+            </w:tcMar>
+            <w:vAlign w:val="center"/>
+            <w:hideMark/>
+          </w:tcPr>
+          <w:p>
+            <w:pPr>
+              <w:rPr>
+                <w:sz w:val="20"/>
+                <w:szCs w:val="20"/>
+              </w:rPr>
+            </w:pPr>
+            <w:r>
+              <w:rPr>
+                <w:sz w:val="20"/>
+                <w:szCs w:val="20"/>
+              </w:rPr>
+              <w:t>4407,62</w:t>
+            </w:r>
+          </w:p>
+        </w:tc>
+        <w:tc>
+          <w:tcPr>
+            <w:tcW w:w="0" w:type="auto"/>
+            <w:tcBorders>
+              <w:top w:val="single" w:sz="6" w:space="0" w:color="C4C7C5"/>
+              <w:left w:val="single" w:sz="6" w:space="0" w:color="C4C7C5"/>
+              <w:bottom w:val="single" w:sz="6" w:space="0" w:color="C4C7C5"/>
+              <w:right w:val="single" w:sz="6" w:space="0" w:color="C4C7C5"/>
+            </w:tcBorders>
+            <w:tcMar>
+              <w:top w:w="120" w:type="dxa"/>
+              <w:left w:w="180" w:type="dxa"/>
+              <w:bottom w:w="120" w:type="dxa"/>
+              <w:right w:w="180" w:type="dxa"/>
+            </w:tcMar>
+            <w:vAlign w:val="center"/>
+            <w:hideMark/>
+          </w:tcPr>
+          <w:p>
+            <w:pPr>
+              <w:rPr>
+                <w:sz w:val="20"/>
+                <w:szCs w:val="20"/>
+              </w:rPr>
+            </w:pPr>
+            <w:r>
+              <w:rPr>
+                <w:sz w:val="20"/>
+                <w:szCs w:val="20"/>
+              </w:rPr>
+              <w:t>4349,04</w:t>
+            </w:r>
+          </w:p>
+        </w:tc>
+      </w:tr>
+      <w:tr>
+        <w:trPr>
+          <w:tblCellSpacing w:w="15" w:type="dxa"/>
+        </w:trPr>
+        <w:tc>
+          <w:tcPr>
+            <w:tcW w:w="0" w:type="auto"/>
+            <w:tcBorders>
+              <w:top w:val="single" w:sz="6" w:space="0" w:color="C4C7C5"/>
+              <w:left w:val="single" w:sz="6" w:space="0" w:color="C4C7C5"/>
+              <w:bottom w:val="single" w:sz="6" w:space="0" w:color="C4C7C5"/>
+              <w:right w:val="single" w:sz="6" w:space="0" w:color="C4C7C5"/>
+            </w:tcBorders>
+            <w:tcMar>
+              <w:top w:w="120" w:type="dxa"/>
+              <w:left w:w="180" w:type="dxa"/>
+              <w:bottom w:w="120" w:type="dxa"/>
+              <w:right w:w="180" w:type="dxa"/>
+            </w:tcMar>
+            <w:vAlign w:val="center"/>
+            <w:hideMark/>
+          </w:tcPr>
+          <w:p>
+            <w:pPr>
+              <w:rPr>
+                <w:sz w:val="20"/>
+                <w:szCs w:val="20"/>
+              </w:rPr>
+            </w:pPr>
+            <w:r>
+              <w:rPr>
+                <w:sz w:val="20"/>
+                <w:szCs w:val="20"/>
+              </w:rPr>
+              <w:t>0,05</w:t>
+            </w:r>
+          </w:p>
+        </w:tc>
+        <w:tc>
+          <w:tcPr>
+            <w:tcW w:w="0" w:type="auto"/>
+            <w:tcBorders>
+              <w:top w:val="single" w:sz="6" w:space="0" w:color="C4C7C5"/>
+              <w:left w:val="single" w:sz="6" w:space="0" w:color="C4C7C5"/>
+              <w:bottom w:val="single" w:sz="6" w:space="0" w:color="C4C7C5"/>
+              <w:right w:val="single" w:sz="6" w:space="0" w:color="C4C7C5"/>
+            </w:tcBorders>
+            <w:tcMar>
+              <w:top w:w="120" w:type="dxa"/>
+              <w:left w:w="180" w:type="dxa"/>
+              <w:bottom w:w="120" w:type="dxa"/>
+              <w:right w:w="180" w:type="dxa"/>
+            </w:tcMar>
+            <w:vAlign w:val="center"/>
+            <w:hideMark/>
+          </w:tcPr>
+          <w:p>
+            <w:pPr>
+              <w:rPr>
+                <w:sz w:val="20"/>
+                <w:szCs w:val="20"/>
+              </w:rPr>
+            </w:pPr>
+            <w:r>
+              <w:rPr>
+                <w:sz w:val="20"/>
+                <w:szCs w:val="20"/>
+              </w:rPr>
+              <w:t>2621,92</w:t>
+            </w:r>
+          </w:p>
+        </w:tc>
+        <w:tc>
+          <w:tcPr>
+            <w:tcW w:w="0" w:type="auto"/>
+            <w:tcBorders>
+              <w:top w:val="single" w:sz="6" w:space="0" w:color="C4C7C5"/>
+              <w:left w:val="single" w:sz="6" w:space="0" w:color="C4C7C5"/>
+              <w:bottom w:val="single" w:sz="6" w:space="0" w:color="C4C7C5"/>
+              <w:right w:val="single" w:sz="6" w:space="0" w:color="C4C7C5"/>
+            </w:tcBorders>
+            <w:tcMar>
+              <w:top w:w="120" w:type="dxa"/>
+              <w:left w:w="180" w:type="dxa"/>
+              <w:bottom w:w="120" w:type="dxa"/>
+              <w:right w:w="180" w:type="dxa"/>
+            </w:tcMar>
+            <w:vAlign w:val="center"/>
+            <w:hideMark/>
+          </w:tcPr>
+          <w:p>
+            <w:pPr>
+              <w:rPr>
+                <w:sz w:val="20"/>
+                <w:szCs w:val="20"/>
+              </w:rPr>
+            </w:pPr>
+            <w:r>
+              <w:rPr>
+                <w:sz w:val="20"/>
+                <w:szCs w:val="20"/>
+              </w:rPr>
+              <w:t>-0,31</w:t>
+            </w:r>
+          </w:p>
+        </w:tc>
+        <w:tc>
+          <w:tcPr>
+            <w:tcW w:w="0" w:type="auto"/>
+            <w:tcBorders>
+              <w:top w:val="single" w:sz="6" w:space="0" w:color="C4C7C5"/>
+              <w:left w:val="single" w:sz="6" w:space="0" w:color="C4C7C5"/>
+              <w:bottom w:val="single" w:sz="6" w:space="0" w:color="C4C7C5"/>
+              <w:right w:val="single" w:sz="6" w:space="0" w:color="C4C7C5"/>
+            </w:tcBorders>
+            <w:tcMar>
+              <w:top w:w="120" w:type="dxa"/>
+              <w:left w:w="180" w:type="dxa"/>
+              <w:bottom w:w="120" w:type="dxa"/>
+              <w:right w:w="180" w:type="dxa"/>
+            </w:tcMar>
+            <w:vAlign w:val="center"/>
+            <w:hideMark/>
+          </w:tcPr>
+          <w:p>
+            <w:pPr>
+              <w:rPr>
+                <w:sz w:val="20"/>
+                <w:szCs w:val="20"/>
+              </w:rPr>
+            </w:pPr>
+            <w:r>
+              <w:rPr>
+                <w:sz w:val="20"/>
+                <w:szCs w:val="20"/>
+              </w:rPr>
+              <w:t>2691,81</w:t>
+            </w:r>
+          </w:p>
+        </w:tc>
+        <w:tc>
+          <w:tcPr>
+            <w:tcW w:w="0" w:type="auto"/>
+            <w:tcBorders>
+              <w:top w:val="single" w:sz="6" w:space="0" w:color="C4C7C5"/>
+              <w:left w:val="single" w:sz="6" w:space="0" w:color="C4C7C5"/>
+              <w:bottom w:val="single" w:sz="6" w:space="0" w:color="C4C7C5"/>
+              <w:right w:val="single" w:sz="6" w:space="0" w:color="C4C7C5"/>
+            </w:tcBorders>
+            <w:tcMar>
+              <w:top w:w="120" w:type="dxa"/>
+              <w:left w:w="180" w:type="dxa"/>
+              <w:bottom w:w="120" w:type="dxa"/>
+              <w:right w:w="180" w:type="dxa"/>
+            </w:tcMar>
+            <w:vAlign w:val="center"/>
+            <w:hideMark/>
+          </w:tcPr>
+          <w:p>
+            <w:pPr>
+              <w:rPr>
+                <w:sz w:val="20"/>
+                <w:szCs w:val="20"/>
+              </w:rPr>
+            </w:pPr>
+            <w:r>
+              <w:rPr>
+                <w:sz w:val="20"/>
+                <w:szCs w:val="20"/>
+              </w:rPr>
+              <w:t>2637,76</w:t>
+            </w:r>
+          </w:p>
+        </w:tc>
+        <w:tc>
+          <w:tcPr>
+            <w:tcW w:w="0" w:type="auto"/>
+            <w:tcBorders>
+              <w:top w:val="single" w:sz="6" w:space="0" w:color="C4C7C5"/>
+              <w:left w:val="single" w:sz="6" w:space="0" w:color="C4C7C5"/>
+              <w:bottom w:val="single" w:sz="6" w:space="0" w:color="C4C7C5"/>
+              <w:right w:val="single" w:sz="6" w:space="0" w:color="C4C7C5"/>
+            </w:tcBorders>
+            <w:tcMar>
+              <w:top w:w="120" w:type="dxa"/>
+              <w:left w:w="180" w:type="dxa"/>
+              <w:bottom w:w="120" w:type="dxa"/>
+              <w:right w:w="180" w:type="dxa"/>
+            </w:tcMar>
+            <w:vAlign w:val="center"/>
+            <w:hideMark/>
+          </w:tcPr>
+          <w:p>
+            <w:pPr>
+              <w:rPr>
+                <w:sz w:val="20"/>
+                <w:szCs w:val="20"/>
+              </w:rPr>
+            </w:pPr>
+            <w:r>
+              <w:rPr>
+                <w:sz w:val="20"/>
+                <w:szCs w:val="20"/>
+              </w:rPr>
+              <w:t>2634,26</w:t>
+            </w:r>
+          </w:p>
+        </w:tc>
+      </w:tr>
+      <w:tr>
+        <w:trPr>
+          <w:tblCellSpacing w:w="15" w:type="dxa"/>
+        </w:trPr>
+        <w:tc>
+          <w:tcPr>
+            <w:tcW w:w="0" w:type="auto"/>
+            <w:tcBorders>
+              <w:top w:val="single" w:sz="6" w:space="0" w:color="C4C7C5"/>
+              <w:left w:val="single" w:sz="6" w:space="0" w:color="C4C7C5"/>
+              <w:bottom w:val="single" w:sz="6" w:space="0" w:color="C4C7C5"/>
+              <w:right w:val="single" w:sz="6" w:space="0" w:color="C4C7C5"/>
+            </w:tcBorders>
+            <w:tcMar>
+              <w:top w:w="120" w:type="dxa"/>
+              <w:left w:w="180" w:type="dxa"/>
+              <w:bottom w:w="120" w:type="dxa"/>
+              <w:right w:w="180" w:type="dxa"/>
+            </w:tcMar>
+            <w:vAlign w:val="center"/>
+            <w:hideMark/>
+          </w:tcPr>
+          <w:p>
+            <w:pPr>
+              <w:rPr>
+                <w:sz w:val="20"/>
+                <w:szCs w:val="20"/>
+              </w:rPr>
+            </w:pPr>
+            <w:r>
+              <w:rPr>
+                <w:sz w:val="20"/>
+                <w:szCs w:val="20"/>
+              </w:rPr>
+              <w:t>0,25</w:t>
+            </w:r>
+          </w:p>
+        </w:tc>
+        <w:tc>
+          <w:tcPr>
+            <w:tcW w:w="0" w:type="auto"/>
+            <w:tcBorders>
+              <w:top w:val="single" w:sz="6" w:space="0" w:color="C4C7C5"/>
+              <w:left w:val="single" w:sz="6" w:space="0" w:color="C4C7C5"/>
+              <w:bottom w:val="single" w:sz="6" w:space="0" w:color="C4C7C5"/>
+              <w:right w:val="single" w:sz="6" w:space="0" w:color="C4C7C5"/>
+            </w:tcBorders>
+            <w:tcMar>
+              <w:top w:w="120" w:type="dxa"/>
+              <w:left w:w="180" w:type="dxa"/>
+              <w:bottom w:w="120" w:type="dxa"/>
+              <w:right w:w="180" w:type="dxa"/>
+            </w:tcMar>
+            <w:vAlign w:val="center"/>
+            <w:hideMark/>
+          </w:tcPr>
+          <w:p>
+            <w:pPr>
+              <w:rPr>
+                <w:sz w:val="20"/>
+                <w:szCs w:val="20"/>
+              </w:rPr>
+            </w:pPr>
+            <w:r>
+              <w:rPr>
+                <w:sz w:val="20"/>
+                <w:szCs w:val="20"/>
+              </w:rPr>
+              <w:t>2397,21</w:t>
+            </w:r>
+          </w:p>
+        </w:tc>
+        <w:tc>
+          <w:tcPr>
+            <w:tcW w:w="0" w:type="auto"/>
+            <w:tcBorders>
+              <w:top w:val="single" w:sz="6" w:space="0" w:color="C4C7C5"/>
+              <w:left w:val="single" w:sz="6" w:space="0" w:color="C4C7C5"/>
+              <w:bottom w:val="single" w:sz="6" w:space="0" w:color="C4C7C5"/>
+              <w:right w:val="single" w:sz="6" w:space="0" w:color="C4C7C5"/>
+            </w:tcBorders>
+            <w:tcMar>
+              <w:top w:w="120" w:type="dxa"/>
+              <w:left w:w="180" w:type="dxa"/>
+              <w:bottom w:w="120" w:type="dxa"/>
+              <w:right w:w="180" w:type="dxa"/>
+            </w:tcMar>
+            <w:vAlign w:val="center"/>
+            <w:hideMark/>
+          </w:tcPr>
+          <w:p>
+            <w:pPr>
+              <w:rPr>
+                <w:sz w:val="20"/>
+                <w:szCs w:val="20"/>
+              </w:rPr>
+            </w:pPr>
+            <w:r>
+              <w:rPr>
+                <w:sz w:val="20"/>
+                <w:szCs w:val="20"/>
+              </w:rPr>
+              <w:t>-1,14</w:t>
+            </w:r>
+          </w:p>
+        </w:tc>
+        <w:tc>
+          <w:tcPr>
+            <w:tcW w:w="0" w:type="auto"/>
+            <w:tcBorders>
+              <w:top w:val="single" w:sz="6" w:space="0" w:color="C4C7C5"/>
+              <w:left w:val="single" w:sz="6" w:space="0" w:color="C4C7C5"/>
+              <w:bottom w:val="single" w:sz="6" w:space="0" w:color="C4C7C5"/>
+              <w:right w:val="single" w:sz="6" w:space="0" w:color="C4C7C5"/>
+            </w:tcBorders>
+            <w:tcMar>
+              <w:top w:w="120" w:type="dxa"/>
+              <w:left w:w="180" w:type="dxa"/>
+              <w:bottom w:w="120" w:type="dxa"/>
+              <w:right w:w="180" w:type="dxa"/>
+            </w:tcMar>
+            <w:vAlign w:val="center"/>
+            <w:hideMark/>
+          </w:tcPr>
+          <w:p>
+            <w:pPr>
+              <w:rPr>
+                <w:sz w:val="20"/>
+                <w:szCs w:val="20"/>
+              </w:rPr>
+            </w:pPr>
+            <w:r>
+              <w:rPr>
+                <w:sz w:val="20"/>
+                <w:szCs w:val="20"/>
+              </w:rPr>
+              <w:t>2456,19</w:t>
+            </w:r>
+          </w:p>
+        </w:tc>
+        <w:tc>
+          <w:tcPr>
+            <w:tcW w:w="0" w:type="auto"/>
+            <w:tcBorders>
+              <w:top w:val="single" w:sz="6" w:space="0" w:color="C4C7C5"/>
+              <w:left w:val="single" w:sz="6" w:space="0" w:color="C4C7C5"/>
+              <w:bottom w:val="single" w:sz="6" w:space="0" w:color="C4C7C5"/>
+              <w:right w:val="single" w:sz="6" w:space="0" w:color="C4C7C5"/>
+            </w:tcBorders>
+            <w:tcMar>
+              <w:top w:w="120" w:type="dxa"/>
+              <w:left w:w="180" w:type="dxa"/>
+              <w:bottom w:w="120" w:type="dxa"/>
+              <w:right w:w="180" w:type="dxa"/>
+            </w:tcMar>
+            <w:vAlign w:val="center"/>
+            <w:hideMark/>
+          </w:tcPr>
+          <w:p>
+            <w:pPr>
+              <w:rPr>
+                <w:sz w:val="20"/>
+                <w:szCs w:val="20"/>
+              </w:rPr>
+            </w:pPr>
+            <w:r>
+              <w:rPr>
+                <w:sz w:val="20"/>
+                <w:szCs w:val="20"/>
+              </w:rPr>
+              <w:t>2409,46</w:t>
+            </w:r>
+          </w:p>
+        </w:tc>
+        <w:tc>
+          <w:tcPr>
+            <w:tcW w:w="0" w:type="auto"/>
+            <w:tcBorders>
+              <w:top w:val="single" w:sz="6" w:space="0" w:color="C4C7C5"/>
+              <w:left w:val="single" w:sz="6" w:space="0" w:color="C4C7C5"/>
+              <w:bottom w:val="single" w:sz="6" w:space="0" w:color="C4C7C5"/>
+              <w:right w:val="single" w:sz="6" w:space="0" w:color="C4C7C5"/>
+            </w:tcBorders>
+            <w:tcMar>
+              <w:top w:w="120" w:type="dxa"/>
+              <w:left w:w="180" w:type="dxa"/>
+              <w:bottom w:w="120" w:type="dxa"/>
+              <w:right w:w="180" w:type="dxa"/>
+            </w:tcMar>
+            <w:vAlign w:val="center"/>
+            <w:hideMark/>
+          </w:tcPr>
+          <w:p>
+            <w:pPr>
+              <w:rPr>
+                <w:sz w:val="20"/>
+                <w:szCs w:val="20"/>
+              </w:rPr>
+            </w:pPr>
+            <w:r>
+              <w:rPr>
+                <w:sz w:val="20"/>
+                <w:szCs w:val="20"/>
+              </w:rPr>
+              <w:t>2395,71</w:t>
+            </w:r>
+          </w:p>
+        </w:tc>
+      </w:tr>
+      <w:tr>
+        <w:trPr>
+          <w:tblCellSpacing w:w="15" w:type="dxa"/>
+        </w:trPr>
+        <w:tc>
+          <w:tcPr>
+            <w:tcW w:w="0" w:type="auto"/>
+            <w:tcBorders>
+              <w:top w:val="single" w:sz="6" w:space="0" w:color="C4C7C5"/>
+              <w:left w:val="single" w:sz="6" w:space="0" w:color="C4C7C5"/>
+              <w:bottom w:val="single" w:sz="6" w:space="0" w:color="C4C7C5"/>
+              <w:right w:val="single" w:sz="6" w:space="0" w:color="C4C7C5"/>
+            </w:tcBorders>
+            <w:tcMar>
+              <w:top w:w="120" w:type="dxa"/>
+              <w:left w:w="180" w:type="dxa"/>
+              <w:bottom w:w="120" w:type="dxa"/>
+              <w:right w:w="180" w:type="dxa"/>
+            </w:tcMar>
+            <w:vAlign w:val="center"/>
+            <w:hideMark/>
+          </w:tcPr>
+          <w:p>
+            <w:pPr>
+              <w:rPr>
+                <w:sz w:val="20"/>
+                <w:szCs w:val="20"/>
+              </w:rPr>
+            </w:pPr>
+            <w:r>
+              <w:rPr>
+                <w:sz w:val="20"/>
+                <w:szCs w:val="20"/>
+              </w:rPr>
+              <w:t>0,50</w:t>
+            </w:r>
+          </w:p>
+        </w:tc>
+        <w:tc>
+          <w:tcPr>
+            <w:tcW w:w="0" w:type="auto"/>
+            <w:tcBorders>
+              <w:top w:val="single" w:sz="6" w:space="0" w:color="C4C7C5"/>
+              <w:left w:val="single" w:sz="6" w:space="0" w:color="C4C7C5"/>
+              <w:bottom w:val="single" w:sz="6" w:space="0" w:color="C4C7C5"/>
+              <w:right w:val="single" w:sz="6" w:space="0" w:color="C4C7C5"/>
+            </w:tcBorders>
+            <w:tcMar>
+              <w:top w:w="120" w:type="dxa"/>
+              <w:left w:w="180" w:type="dxa"/>
+              <w:bottom w:w="120" w:type="dxa"/>
+              <w:right w:w="180" w:type="dxa"/>
+            </w:tcMar>
+            <w:vAlign w:val="center"/>
+            <w:hideMark/>
+          </w:tcPr>
+          <w:p>
+            <w:pPr>
+              <w:rPr>
+                <w:sz w:val="20"/>
+                <w:szCs w:val="20"/>
+              </w:rPr>
+            </w:pPr>
+            <w:r>
+              <w:rPr>
+                <w:sz w:val="20"/>
+                <w:szCs w:val="20"/>
+              </w:rPr>
+              <w:t>2248,70</w:t>
+            </w:r>
+          </w:p>
+        </w:tc>
+        <w:tc>
+          <w:tcPr>
+            <w:tcW w:w="0" w:type="auto"/>
+            <w:tcBorders>
+              <w:top w:val="single" w:sz="6" w:space="0" w:color="C4C7C5"/>
+              <w:left w:val="single" w:sz="6" w:space="0" w:color="C4C7C5"/>
+              <w:bottom w:val="single" w:sz="6" w:space="0" w:color="C4C7C5"/>
+              <w:right w:val="single" w:sz="6" w:space="0" w:color="C4C7C5"/>
+            </w:tcBorders>
+            <w:tcMar>
+              <w:top w:w="120" w:type="dxa"/>
+              <w:left w:w="180" w:type="dxa"/>
+              <w:bottom w:w="120" w:type="dxa"/>
+              <w:right w:w="180" w:type="dxa"/>
+            </w:tcMar>
+            <w:vAlign w:val="center"/>
+            <w:hideMark/>
+          </w:tcPr>
+          <w:p>
+            <w:pPr>
+              <w:rPr>
+                <w:sz w:val="20"/>
+                <w:szCs w:val="20"/>
+              </w:rPr>
+            </w:pPr>
+            <w:r>
+              <w:rPr>
+                <w:sz w:val="20"/>
+                <w:szCs w:val="20"/>
+              </w:rPr>
+              <w:t>-1,02</w:t>
+            </w:r>
+          </w:p>
+        </w:tc>
+        <w:tc>
+          <w:tcPr>
+            <w:tcW w:w="0" w:type="auto"/>
+            <w:tcBorders>
+              <w:top w:val="single" w:sz="6" w:space="0" w:color="C4C7C5"/>
+              <w:left w:val="single" w:sz="6" w:space="0" w:color="C4C7C5"/>
+              <w:bottom w:val="single" w:sz="6" w:space="0" w:color="C4C7C5"/>
+              <w:right w:val="single" w:sz="6" w:space="0" w:color="C4C7C5"/>
+            </w:tcBorders>
+            <w:tcMar>
+              <w:top w:w="120" w:type="dxa"/>
+              <w:left w:w="180" w:type="dxa"/>
+              <w:bottom w:w="120" w:type="dxa"/>
+              <w:right w:w="180" w:type="dxa"/>
+            </w:tcMar>
+            <w:vAlign w:val="center"/>
+            <w:hideMark/>
+          </w:tcPr>
+          <w:p>
+            <w:pPr>
+              <w:rPr>
+                <w:sz w:val="20"/>
+                <w:szCs w:val="20"/>
+              </w:rPr>
+            </w:pPr>
+            <w:r>
+              <w:rPr>
+                <w:sz w:val="20"/>
+                <w:szCs w:val="20"/>
+              </w:rPr>
+              <w:t>2296,57</w:t>
+            </w:r>
+          </w:p>
+        </w:tc>
+        <w:tc>
+          <w:tcPr>
+            <w:tcW w:w="0" w:type="auto"/>
+            <w:tcBorders>
+              <w:top w:val="single" w:sz="6" w:space="0" w:color="C4C7C5"/>
+              <w:left w:val="single" w:sz="6" w:space="0" w:color="C4C7C5"/>
+              <w:bottom w:val="single" w:sz="6" w:space="0" w:color="C4C7C5"/>
+              <w:right w:val="single" w:sz="6" w:space="0" w:color="C4C7C5"/>
+            </w:tcBorders>
+            <w:tcMar>
+              <w:top w:w="120" w:type="dxa"/>
+              <w:left w:w="180" w:type="dxa"/>
+              <w:bottom w:w="120" w:type="dxa"/>
+              <w:right w:w="180" w:type="dxa"/>
+            </w:tcMar>
+            <w:vAlign w:val="center"/>
+            <w:hideMark/>
+          </w:tcPr>
+          <w:p>
+            <w:pPr>
+              <w:rPr>
+                <w:sz w:val="20"/>
+                <w:szCs w:val="20"/>
+              </w:rPr>
+            </w:pPr>
+            <w:r>
+              <w:rPr>
+                <w:sz w:val="20"/>
+                <w:szCs w:val="20"/>
+              </w:rPr>
+              <w:t>2255,02</w:t>
+            </w:r>
+          </w:p>
+        </w:tc>
+        <w:tc>
+          <w:tcPr>
+            <w:tcW w:w="0" w:type="auto"/>
+            <w:tcBorders>
+              <w:top w:val="single" w:sz="6" w:space="0" w:color="C4C7C5"/>
+              <w:left w:val="single" w:sz="6" w:space="0" w:color="C4C7C5"/>
+              <w:bottom w:val="single" w:sz="6" w:space="0" w:color="C4C7C5"/>
+              <w:right w:val="single" w:sz="6" w:space="0" w:color="C4C7C5"/>
+            </w:tcBorders>
+            <w:tcMar>
+              <w:top w:w="120" w:type="dxa"/>
+              <w:left w:w="180" w:type="dxa"/>
+              <w:bottom w:w="120" w:type="dxa"/>
+              <w:right w:w="180" w:type="dxa"/>
+            </w:tcMar>
+            <w:vAlign w:val="center"/>
+            <w:hideMark/>
+          </w:tcPr>
+          <w:p>
+            <w:pPr>
+              <w:rPr>
+                <w:sz w:val="20"/>
+                <w:szCs w:val="20"/>
+              </w:rPr>
+            </w:pPr>
+            <w:r>
+              <w:rPr>
+                <w:sz w:val="20"/>
+                <w:szCs w:val="20"/>
+              </w:rPr>
+              <w:t>2247,73</w:t>
+            </w:r>
+          </w:p>
+        </w:tc>
+      </w:tr>
+    </w:tbl>
+    <w:p>
+      <w:pPr>
+        <w:rPr>
+          <w:b/>
+          <w:bCs/>
+        </w:rPr>
+      </w:pPr>
+    </w:p>
+    <w:p>
+      <w:pPr>
+        <w:rPr>
+          <w:b/>
+          <w:bCs/>
+        </w:rPr>
+      </w:pPr>
+    </w:p>
+    <w:p>
+      <w:pPr>
+        <w:rPr>
+          <w:b/>
+          <w:bCs/>
+        </w:rPr>
+      </w:pPr>
+    </w:p>
+    <w:p>
+      <w:pPr>
+        <w:rPr>
+          <w:b/>
+          <w:bCs/>
+        </w:rPr>
+      </w:pPr>
+    </w:p>
+    <w:p>
+      <w:r>
+        <w:rPr>
+          <w:b/>
+          <w:bCs/>
+        </w:rPr>
+        <w:lastRenderedPageBreak/>
+        <w:t>Discussão e Análise dos Resultados:</w:t>
+      </w:r>
+    </w:p>
+    <w:p>
+      <w:r>
+        <w:rPr>
+          <w:b/>
+          <w:bCs/>
+        </w:rPr>
+        <w:t>5.3.</w:t>
+      </w:r>
+      <w:r>
+        <w:rPr>
+          <w:b/>
+          <w:bCs/>
+        </w:rPr>
+        <w:t xml:space="preserve">1 </w:t>
+      </w:r>
+      <w:r>
+        <w:t>Sensibilidade à Salinidade e Relação Molar-Impedância:</w:t>
+      </w:r>
+    </w:p>
+    <w:p>
+      <w:r>
+        <w:t>Observa-se uma redução acentuada e inversamente proporcional do módulo da impedância (|Z|) à medida que se eleva a concentração iônica da solução. A adição inicial de sal (0,05 M) causou uma queda substancial de ~40% na impedância média em relação à água pura (de ~4409 Ω para ~2622 Ω), demonstrando a alta sensibilidade do arranjo experimental na detecção de variações de condutividade elétrica do meio.</w:t>
+      </w:r>
+    </w:p>
+    <w:p/>
+    <w:p>
+      <w:r>
+        <w:rPr>
+          <w:b/>
+          <w:bCs/>
+        </w:rPr>
+        <w:t xml:space="preserve">5.3. </w:t>
+      </w:r>
+      <w:r>
+        <w:rPr>
+          <w:b/>
+          <w:bCs/>
+        </w:rPr>
+        <w:t xml:space="preserve">2 </w:t>
+      </w:r>
+      <w:r>
+        <w:t>Resposta em Frequência e Perfil do Diagrama de Bode:</w:t>
+      </w:r>
+    </w:p>
+    <w:p>
+      <w:r>
+        <w:t>O gráfico do Diagrama de Bode exibe uma resposta essencialmente plana (flat response) da magnitude (|Z| em dB) ao longo de toda a varredura de 10 kHz a 100 kHz para todas as concentrações testadas. Aliado ao fato de os valores de fase média permanecerem muito próximos de zero (-0,21° a -1,14°), confirma-se o comportamento predominantemente resistivo do sensor no meio líquido na faixa analisada.</w:t>
+      </w:r>
+    </w:p>
+    <w:p>
+      <w:r>
+        <w:rPr>
+          <w:noProof/>
+        </w:rPr>
+        <w:drawing>
+          <wp:inline distT="0" distB="0" distL="0" distR="0" wp14:anchorId="258FDAC8" wp14:editId="03E4B9D8">
+            <wp:extent cx="5400040" cy="4319905"/>
+            <wp:effectExtent l="0" t="0" r="0" b="4445"/>
+            <wp:docPr id="352420562" name="Imagem 1"/>
+            <wp:cNvGraphicFramePr>
+              <a:graphicFrameLocks xmlns:a="http://schemas.openxmlformats.org/drawingml/2006/main" noChangeAspect="1"/>
+            </wp:cNvGraphicFramePr>
+            <a:graphic xmlns:a="http://schemas.openxmlformats.org/drawingml/2006/main">
+              <a:graphicData uri="http://schemas.openxmlformats.org/drawingml/2006/picture">
+                <pic:pic xmlns:pic="http://schemas.openxmlformats.org/drawingml/2006/picture">
+                  <pic:nvPicPr>
+                    <pic:cNvPr id="352420562" name="Imagem 352420562"/>
+                    <pic:cNvPicPr/>
+                  </pic:nvPicPr>
+                  <pic:blipFill>
+                    <a:blip r:embed="rId9">
+                      <a:extLst>
+                        <a:ext uri="{28A0092B-C50C-407E-A947-70E740481C1C}">
+                          <a14:useLocalDpi xmlns:a14="http://schemas.microsoft.com/office/drawing/2010/main" val="0"/>
+                        </a:ext>
+                      </a:extLst>
+                    </a:blip>
+                    <a:stretch>
+                      <a:fillRect/>
+                    </a:stretch>
+                  </pic:blipFill>
+                  <pic:spPr>
+                    <a:xfrm>
+                      <a:off x="0" y="0"/>
+                      <a:ext cx="5400040" cy="4319905"/>
+                    </a:xfrm>
+                    <a:prstGeom prst="rect">
+                      <a:avLst/>
+                    </a:prstGeom>
+                  </pic:spPr>
+                </pic:pic>
+              </a:graphicData>
+            </a:graphic>
+          </wp:inline>
+        </w:drawing>
+      </w:r>
+    </w:p>
+    <w:p>
+      <w:r>
+        <w:t xml:space="preserve">  </w:t>
+      </w:r>
+      <w:r>
+        <w:rPr>
+          <w:b/>
+          <w:bCs/>
+        </w:rPr>
+        <w:t xml:space="preserve">FIGURA </w:t>
+      </w:r>
+      <w:r>
+        <w:rPr>
+          <w:b/>
+          <w:bCs/>
+        </w:rPr>
+        <w:t>6</w:t>
+      </w:r>
+      <w:r>
+        <w:rPr>
+          <w:b/>
+          <w:bCs/>
+        </w:rPr>
+        <w:t>:</w:t>
+      </w:r>
+      <w:r>
+        <w:t xml:space="preserve"> </w:t>
+      </w:r>
+      <w:r>
+        <w:t>Diagrama de Bode</w:t>
+      </w:r>
+    </w:p>
+    <w:p>
+      <w:r>
+        <w:rPr>
+          <w:b/>
+          <w:bCs/>
+        </w:rPr>
+        <w:lastRenderedPageBreak/>
+        <w:t>5.3.</w:t>
+      </w:r>
+      <w:r>
+        <w:rPr>
+          <w:b/>
+          <w:bCs/>
+        </w:rPr>
+        <w:t xml:space="preserve">3 </w:t>
+      </w:r>
+      <w:r>
+        <w:t>Dispersão e Flutuações de Fase nas Altas Frequências:</w:t>
+      </w:r>
+    </w:p>
+    <w:p>
+      <w:r>
+        <w:t xml:space="preserve">Na análise do espectro de fase, verifica-se maior estabilidade nas baixas frequências e uma oscilação gradativa a partir de ~60 kHz até 100 kHz, variando de valores negativos (mínimo de -6,91° em 10 kHz para 0,5 M) a levemente positivos (máximo de +2,05° em 96 kHz). Assim como observado nos ensaios com cargas reativas (Seção 5.2), essa instabilidade de fase decorre do atraso de fase intrínseco do CI AD5933 e do ruído de amostragem sem o acoplamento AC e filtragem do </w:t>
+      </w:r>
+      <w:proofErr w:type="spellStart"/>
+      <w:r>
+        <w:t>Analog</w:t>
+      </w:r>
+      <w:proofErr w:type="spellEnd"/>
+      <w:r>
+        <w:t xml:space="preserve"> Front-</w:t>
+      </w:r>
+      <w:proofErr w:type="spellStart"/>
+      <w:r>
+        <w:t>End</w:t>
+      </w:r>
+      <w:proofErr w:type="spellEnd"/>
+      <w:r>
+        <w:t xml:space="preserve"> (AFE) dedicado.</w:t>
+      </w:r>
+    </w:p>
+    <w:p/>
+    <w:p>
+      <w:pPr>
+        <w:rPr>
+          <w:b/>
+          <w:bCs/>
+        </w:rPr>
+      </w:pPr>
+      <w:r>
+        <w:rPr>
+          <w:b/>
+          <w:bCs/>
+        </w:rPr>
         <w:t>6. Aplicações Típicas na Literatura Acadêmica</w:t>
       </w:r>
     </w:p>
@@ -4974,14 +6705,6 @@
     <w:p/>
     <w:p/>
     <w:p/>
-    <w:p/>
-    <w:p/>
-    <w:p/>
-    <w:p/>
-    <w:p/>
-    <w:p/>
-    <w:p/>
-    <w:p/>
     <w:p>
       <w:pPr>
         <w:rPr>
@@ -5053,7 +6776,7 @@
       <w:r>
         <w:t xml:space="preserve">: </w:t>
       </w:r>
-      <w:hyperlink r:id="rId9" w:tgtFrame="_blank" w:history="1">
+      <w:hyperlink r:id="rId10" w:tgtFrame="_blank" w:history="1">
         <w:r>
           <w:rPr>
             <w:rStyle w:val="Hyperlink"/>
@@ -5123,7 +6846,7 @@
       <w:r>
         <w:t xml:space="preserve">: </w:t>
       </w:r>
-      <w:hyperlink r:id="rId10" w:tgtFrame="_blank" w:history="1">
+      <w:hyperlink r:id="rId11" w:tgtFrame="_blank" w:history="1">
         <w:r>
           <w:rPr>
             <w:rStyle w:val="Hyperlink"/>
@@ -5156,7 +6879,7 @@
       <w:r>
         <w:t xml:space="preserve">: </w:t>
       </w:r>
-      <w:hyperlink r:id="rId11" w:tgtFrame="_blank" w:history="1">
+      <w:hyperlink r:id="rId12" w:tgtFrame="_blank" w:history="1">
         <w:r>
           <w:rPr>
             <w:rStyle w:val="Hyperlink"/>
@@ -5189,7 +6912,7 @@
       <w:r>
         <w:t xml:space="preserve">: </w:t>
       </w:r>
-      <w:hyperlink r:id="rId12" w:tgtFrame="_blank" w:history="1">
+      <w:hyperlink r:id="rId13" w:tgtFrame="_blank" w:history="1">
         <w:r>
           <w:rPr>
             <w:rStyle w:val="Hyperlink"/>
@@ -5223,7 +6946,7 @@
       <w:r>
         <w:t xml:space="preserve">: </w:t>
       </w:r>
-      <w:hyperlink r:id="rId13" w:tgtFrame="_blank" w:history="1">
+      <w:hyperlink r:id="rId14" w:tgtFrame="_blank" w:history="1">
         <w:r>
           <w:rPr>
             <w:rStyle w:val="Hyperlink"/>
@@ -5256,7 +6979,7 @@
       <w:r>
         <w:t xml:space="preserve">: </w:t>
       </w:r>
-      <w:hyperlink r:id="rId14" w:tgtFrame="_blank" w:history="1">
+      <w:hyperlink r:id="rId15" w:tgtFrame="_blank" w:history="1">
         <w:r>
           <w:rPr>
             <w:rStyle w:val="Hyperlink"/>
@@ -5314,7 +7037,7 @@
       <w:r>
         <w:t xml:space="preserve">: </w:t>
       </w:r>
-      <w:hyperlink r:id="rId15" w:tgtFrame="_blank" w:history="1">
+      <w:hyperlink r:id="rId16" w:tgtFrame="_blank" w:history="1">
         <w:r>
           <w:rPr>
             <w:rStyle w:val="Hyperlink"/>
@@ -5347,7 +7070,7 @@
       <w:r>
         <w:t xml:space="preserve">: </w:t>
       </w:r>
-      <w:hyperlink r:id="rId16" w:tgtFrame="_blank" w:history="1">
+      <w:hyperlink r:id="rId17" w:tgtFrame="_blank" w:history="1">
         <w:r>
           <w:rPr>
             <w:rStyle w:val="Hyperlink"/>
@@ -5390,7 +7113,7 @@
       <w:r>
         <w:t xml:space="preserve">: </w:t>
       </w:r>
-      <w:hyperlink r:id="rId17" w:tgtFrame="_blank" w:history="1">
+      <w:hyperlink r:id="rId18" w:tgtFrame="_blank" w:history="1">
         <w:r>
           <w:rPr>
             <w:rStyle w:val="Hyperlink"/>
@@ -5755,7 +7478,7 @@
                     <pic:cNvPicPr/>
                   </pic:nvPicPr>
                   <pic:blipFill>
-                    <a:blip r:embed="rId18"/>
+                    <a:blip r:embed="rId19"/>
                     <a:stretch>
                       <a:fillRect/>
                     </a:stretch>
@@ -12859,7 +14582,6 @@
   <w:style w:type="character" w:default="1" w:styleId="Fontepargpadro">
     <w:name w:val="Default Paragraph Font"/>
     <w:uiPriority w:val="1"/>
-    <w:semiHidden/>
     <w:unhideWhenUsed/>
   </w:style>
   <w:style w:type="table" w:default="1" w:styleId="Tabelanormal">
